--- a/Revised_KB_Documents/Software and Applications/Microsoft Personal Bookings.docx
+++ b/Revised_KB_Documents/Software and Applications/Microsoft Personal Bookings.docx
@@ -317,31 +317,13 @@
         <w:pStyle w:val="ListNumber"/>
         <w:spacing w:line="276" w:lineRule="auto" w:after="80"/>
       </w:pPr>
-      <w:r>
-        <w:rPr>
-          <w:rFonts w:ascii="Calibri" w:hAnsi="Calibri"/>
-          <w:b/>
-          <w:i w:val="0"/>
-          <w:sz w:val="22"/>
-        </w:rPr>
-        <w:t>Sign in</w:t>
-      </w:r>
-      <w:r>
-        <w:rPr>
-          <w:rFonts w:ascii="Calibri" w:hAnsi="Calibri"/>
-          <w:b w:val="0"/>
-          <w:i w:val="0"/>
-          <w:sz w:val="22"/>
-        </w:rPr>
-        <w:t xml:space="preserve"> at: </w:t>
-      </w:r>
       <w:hyperlink r:id="rId10">
         <w:r>
           <w:rPr>
             <w:color w:val="0000FF"/>
             <w:u w:val="single"/>
           </w:rPr>
-          <w:t>https://www.smsu.edu/email/index.html</w:t>
+          <w:t>Sign in at</w:t>
         </w:r>
       </w:hyperlink>
     </w:p>
